--- a/paper/bmc_bioinformatics/final/Title_Page_and_Submission_Metadata.docx
+++ b/paper/bmc_bioinformatics/final/Title_Page_and_Submission_Metadata.docx
@@ -55,7 +55,7 @@
           <w:i w:val="0"/>
           <w:sz w:val="24"/>
         </w:rPr>
-        <w:t>Author: Ron Nuriel</w:t>
+        <w:t>Authors: Ron Nuriel; Sarel Cohen</w:t>
       </w:r>
     </w:p>
     <w:p>
@@ -69,7 +69,7 @@
           <w:i w:val="0"/>
           <w:sz w:val="24"/>
         </w:rPr>
-        <w:t>Affiliation: [AFFILIATION REQUIRED]</w:t>
+        <w:t>Affiliation 1: [AFFILIATION 1 REQUIRED]</w:t>
       </w:r>
     </w:p>
     <w:p>
@@ -83,7 +83,7 @@
           <w:i w:val="0"/>
           <w:sz w:val="24"/>
         </w:rPr>
-        <w:t>Corresponding author email: [EMAIL REQUIRED]</w:t>
+        <w:t>Corresponding author: Ron Nuriel</w:t>
       </w:r>
     </w:p>
     <w:p>
@@ -97,7 +97,35 @@
           <w:i w:val="0"/>
           <w:sz w:val="24"/>
         </w:rPr>
-        <w:t>ORCID: [ORCID OPTIONAL/REQUIRED IF AVAILABLE]</w:t>
+        <w:t>Corresponding author email: ron.nuriel01@post.runi.ac.il</w:t>
+      </w:r>
+    </w:p>
+    <w:p>
+      <w:pPr>
+        <w:spacing w:line="480" w:lineRule="auto"/>
+      </w:pPr>
+      <w:r>
+        <w:rPr>
+          <w:rFonts w:ascii="Times New Roman" w:hAnsi="Times New Roman"/>
+          <w:b w:val="0"/>
+          <w:i w:val="0"/>
+          <w:sz w:val="24"/>
+        </w:rPr>
+        <w:t>Ron Nuriel ORCID: 0009-0008-3970-2591</w:t>
+      </w:r>
+    </w:p>
+    <w:p>
+      <w:pPr>
+        <w:spacing w:line="480" w:lineRule="auto"/>
+      </w:pPr>
+      <w:r>
+        <w:rPr>
+          <w:rFonts w:ascii="Times New Roman" w:hAnsi="Times New Roman"/>
+          <w:b w:val="0"/>
+          <w:i w:val="0"/>
+          <w:sz w:val="24"/>
+        </w:rPr>
+        <w:t>Sarel Cohen ORCID: 0000-0003-4578-1245</w:t>
       </w:r>
     </w:p>
     <w:p>
